--- a/examples/regression/doc/04-margin-svm.docx
+++ b/examples/regression/doc/04-margin-svm.docx
@@ -274,7 +274,7 @@
         <w:rPr>
           <w:rStyle w:val="VerbatimChar"/>
         </w:rPr>
-        <w:t xml:space="preserve">##      crim      zn        indus     chas      nox       rm        age       dis       rad       tax       ptratio  </w:t>
+        <w:t xml:space="preserve">##      crim      zn        indus     chas      nox       rm        age       dis       rad       tax       ptratio   black    </w:t>
       </w:r>
       <w:r>
         <w:br/>
@@ -283,7 +283,7 @@
         <w:rPr>
           <w:rStyle w:val="VerbatimChar"/>
         </w:rPr>
-        <w:t xml:space="preserve">## [1,] "numeric" "numeric" "numeric" "integer" "numeric" "numeric" "numeric" "numeric" "integer" "numeric" "numeric"</w:t>
+        <w:t xml:space="preserve">## [1,] "numeric" "numeric" "numeric" "integer" "numeric" "numeric" "numeric" "numeric" "integer" "numeric" "numeric" "numeric"</w:t>
       </w:r>
       <w:r>
         <w:br/>
@@ -292,7 +292,7 @@
         <w:rPr>
           <w:rStyle w:val="VerbatimChar"/>
         </w:rPr>
-        <w:t xml:space="preserve">##      black     lstat     medv     </w:t>
+        <w:t xml:space="preserve">##      lstat     medv     </w:t>
       </w:r>
       <w:r>
         <w:br/>
@@ -301,7 +301,7 @@
         <w:rPr>
           <w:rStyle w:val="VerbatimChar"/>
         </w:rPr>
-        <w:t xml:space="preserve">## [1,] "numeric" "numeric" "numeric"</w:t>
+        <w:t xml:space="preserve">## [1,] "numeric" "numeric"</w:t>
       </w:r>
     </w:p>
     <w:p>

--- a/examples/regression/doc/04-margin-svm.docx
+++ b/examples/regression/doc/04-margin-svm.docx
@@ -122,6 +122,45 @@
       </w:pPr>
       <w:r>
         <w:rPr>
+          <w:rStyle w:val="FunctionTok"/>
+        </w:rPr>
+        <w:t xml:space="preserve">source</w:t>
+      </w:r>
+      <w:r>
+        <w:rPr>
+          <w:rStyle w:val="NormalTok"/>
+        </w:rPr>
+        <w:t xml:space="preserve">(</w:t>
+      </w:r>
+      <w:r>
+        <w:rPr>
+          <w:rStyle w:val="FunctionTok"/>
+        </w:rPr>
+        <w:t xml:space="preserve">url</w:t>
+      </w:r>
+      <w:r>
+        <w:rPr>
+          <w:rStyle w:val="NormalTok"/>
+        </w:rPr>
+        <w:t xml:space="preserve">(</w:t>
+      </w:r>
+      <w:r>
+        <w:rPr>
+          <w:rStyle w:val="StringTok"/>
+        </w:rPr>
+        <w:t xml:space="preserve">"https://raw.githubusercontent.com/cefet-rj-dal/daltoolbox/main/examples/seed.R"</w:t>
+      </w:r>
+      <w:r>
+        <w:rPr>
+          <w:rStyle w:val="NormalTok"/>
+        </w:rPr>
+        <w:t xml:space="preserve">))</w:t>
+      </w:r>
+      <w:r>
+        <w:br/>
+      </w:r>
+      <w:r>
+        <w:rPr>
           <w:rStyle w:val="CommentTok"/>
         </w:rPr>
         <w:t xml:space="preserve"># Regression SVM</w:t>
@@ -274,7 +313,7 @@
         <w:rPr>
           <w:rStyle w:val="VerbatimChar"/>
         </w:rPr>
-        <w:t xml:space="preserve">##      crim      zn        indus     chas      nox       rm        age       dis       rad       tax       ptratio   black    </w:t>
+        <w:t xml:space="preserve">##      crim      zn        indus     chas      nox       rm        age       dis       rad       tax       ptratio  </w:t>
       </w:r>
       <w:r>
         <w:br/>
@@ -283,7 +322,7 @@
         <w:rPr>
           <w:rStyle w:val="VerbatimChar"/>
         </w:rPr>
-        <w:t xml:space="preserve">## [1,] "numeric" "numeric" "numeric" "integer" "numeric" "numeric" "numeric" "numeric" "integer" "numeric" "numeric" "numeric"</w:t>
+        <w:t xml:space="preserve">## [1,] "numeric" "numeric" "numeric" "integer" "numeric" "numeric" "numeric" "numeric" "integer" "numeric" "numeric"</w:t>
       </w:r>
       <w:r>
         <w:br/>
@@ -292,7 +331,7 @@
         <w:rPr>
           <w:rStyle w:val="VerbatimChar"/>
         </w:rPr>
-        <w:t xml:space="preserve">##      lstat     medv     </w:t>
+        <w:t xml:space="preserve">##      black     lstat     medv     </w:t>
       </w:r>
       <w:r>
         <w:br/>
@@ -301,7 +340,7 @@
         <w:rPr>
           <w:rStyle w:val="VerbatimChar"/>
         </w:rPr>
-        <w:t xml:space="preserve">## [1,] "numeric" "numeric"</w:t>
+        <w:t xml:space="preserve">## [1,] "numeric" "numeric" "numeric"</w:t>
       </w:r>
     </w:p>
     <w:p>
@@ -466,25 +505,13 @@
         <w:rPr>
           <w:rStyle w:val="FunctionTok"/>
         </w:rPr>
-        <w:t xml:space="preserve">set.seed</w:t>
-      </w:r>
-      <w:r>
-        <w:rPr>
-          <w:rStyle w:val="NormalTok"/>
-        </w:rPr>
-        <w:t xml:space="preserve">(</w:t>
-      </w:r>
-      <w:r>
-        <w:rPr>
-          <w:rStyle w:val="DecValTok"/>
-        </w:rPr>
-        <w:t xml:space="preserve">1</w:t>
-      </w:r>
-      <w:r>
-        <w:rPr>
-          <w:rStyle w:val="NormalTok"/>
-        </w:rPr>
-        <w:t xml:space="preserve">)</w:t>
+        <w:t xml:space="preserve">set_example_seed</w:t>
+      </w:r>
+      <w:r>
+        <w:rPr>
+          <w:rStyle w:val="NormalTok"/>
+        </w:rPr>
+        <w:t xml:space="preserve">()</w:t>
       </w:r>
       <w:r>
         <w:br/>
@@ -756,6 +783,21 @@
       </w:r>
       <w:r>
         <w:rPr>
+          <w:rStyle w:val="FunctionTok"/>
+        </w:rPr>
+        <w:t xml:space="preserve">set_example_seed</w:t>
+      </w:r>
+      <w:r>
+        <w:rPr>
+          <w:rStyle w:val="NormalTok"/>
+        </w:rPr>
+        <w:t xml:space="preserve">()</w:t>
+      </w:r>
+      <w:r>
+        <w:br/>
+      </w:r>
+      <w:r>
+        <w:rPr>
           <w:rStyle w:val="NormalTok"/>
         </w:rPr>
         <w:t xml:space="preserve">model </w:t>
@@ -941,7 +983,7 @@
         <w:rPr>
           <w:rStyle w:val="VerbatimChar"/>
         </w:rPr>
-        <w:t xml:space="preserve">##        mse     smape        R2</w:t>
+        <w:t xml:space="preserve">##        mse      smape        R2</w:t>
       </w:r>
       <w:r>
         <w:br/>
@@ -950,7 +992,7 @@
         <w:rPr>
           <w:rStyle w:val="VerbatimChar"/>
         </w:rPr>
-        <w:t xml:space="preserve">## 1 2.855767 0.0700268 0.9682722</w:t>
+        <w:t xml:space="preserve">## 1 3.093724 0.07190626 0.9611203</w:t>
       </w:r>
     </w:p>
     <w:p>
@@ -1109,7 +1151,7 @@
         <w:rPr>
           <w:rStyle w:val="VerbatimChar"/>
         </w:rPr>
-        <w:t xml:space="preserve">##        mse     smape        R2</w:t>
+        <w:t xml:space="preserve">##        mse    smape        R2</w:t>
       </w:r>
       <w:r>
         <w:br/>
@@ -1118,7 +1160,7 @@
         <w:rPr>
           <w:rStyle w:val="VerbatimChar"/>
         </w:rPr>
-        <w:t xml:space="preserve">## 1 14.65598 0.1363336 0.7564457</w:t>
+        <w:t xml:space="preserve">## 1 9.927719 0.105222 0.9033131</w:t>
       </w:r>
     </w:p>
     <w:p>
@@ -1262,10 +1304,10 @@
   <w:docDefaults>
     <w:rPrDefault>
       <w:rPr>
-        <w:rFonts w:asciiTheme="minorHAnsi" w:cstheme="minorBidi" w:eastAsiaTheme="minorHAnsi" w:hAnsiTheme="minorHAnsi"/>
+        <w:rFonts w:asciiTheme="minorHAnsi" w:cstheme="minorBidi" w:eastAsiaTheme="minorEastAsia" w:hAnsiTheme="minorHAnsi"/>
         <w:sz w:val="24"/>
         <w:szCs w:val="24"/>
-        <w:lang w:bidi="ar-SA" w:eastAsia="en-US" w:val="en-US"/>
+        <w:lang w:bidi="ar-SA" w:eastAsia="zh-CN" w:val="en-US"/>
       </w:rPr>
     </w:rPrDefault>
     <w:pPrDefault>
@@ -1806,13 +1848,6 @@
       </w:tblCellMar>
     </w:tblPr>
     <w:tblStylePr w:type="firstRow">
-      <w:tblPr>
-        <w:jc w:val="left"/>
-        <w:tblInd w:type="dxa" w:w="0"/>
-      </w:tblPr>
-      <w:trPr>
-        <w:jc w:val="left"/>
-      </w:trPr>
       <w:tcPr>
         <w:tcBorders>
           <w:bottom w:val="single"/>

--- a/examples/regression/doc/04-margin-svm.docx
+++ b/examples/regression/doc/04-margin-svm.docx
@@ -313,7 +313,7 @@
         <w:rPr>
           <w:rStyle w:val="VerbatimChar"/>
         </w:rPr>
-        <w:t xml:space="preserve">##      crim      zn        indus     chas      nox       rm        age       dis       rad       tax       ptratio  </w:t>
+        <w:t xml:space="preserve">##      crim      zn        indus     chas      nox       rm        age       dis       rad       tax       ptratio   black    </w:t>
       </w:r>
       <w:r>
         <w:br/>
@@ -322,7 +322,7 @@
         <w:rPr>
           <w:rStyle w:val="VerbatimChar"/>
         </w:rPr>
-        <w:t xml:space="preserve">## [1,] "numeric" "numeric" "numeric" "integer" "numeric" "numeric" "numeric" "numeric" "integer" "numeric" "numeric"</w:t>
+        <w:t xml:space="preserve">## [1,] "numeric" "numeric" "numeric" "integer" "numeric" "numeric" "numeric" "numeric" "integer" "numeric" "numeric" "numeric"</w:t>
       </w:r>
       <w:r>
         <w:br/>
@@ -331,7 +331,7 @@
         <w:rPr>
           <w:rStyle w:val="VerbatimChar"/>
         </w:rPr>
-        <w:t xml:space="preserve">##      black     lstat     medv     </w:t>
+        <w:t xml:space="preserve">##      lstat     medv     </w:t>
       </w:r>
       <w:r>
         <w:br/>
@@ -340,7 +340,7 @@
         <w:rPr>
           <w:rStyle w:val="VerbatimChar"/>
         </w:rPr>
-        <w:t xml:space="preserve">## [1,] "numeric" "numeric" "numeric"</w:t>
+        <w:t xml:space="preserve">## [1,] "numeric" "numeric"</w:t>
       </w:r>
     </w:p>
     <w:p>
